--- a/FlowTech Plumbers. PROPOSAL 2 {WEDE5020  ST10533844}.docx
+++ b/FlowTech Plumbers. PROPOSAL 2 {WEDE5020  ST10533844}.docx
@@ -191,9 +191,13 @@
     <w:sdt>
       <w:sdtPr>
         <w:rPr>
-          <w:rFonts w:ascii="Aptos" w:hAnsi="Aptos"/>
-          <w:sz w:val="22"/>
-          <w:szCs w:val="22"/>
+          <w:rFonts w:ascii="Aptos" w:eastAsiaTheme="minorHAnsi" w:hAnsi="Aptos" w:cstheme="minorBidi"/>
+          <w:color w:val="auto"/>
+          <w:kern w:val="2"/>
+          <w:sz w:val="22"/>
+          <w:szCs w:val="22"/>
+          <w:lang w:val="en-ZA"/>
+          <w14:ligatures w14:val="standardContextual"/>
         </w:rPr>
         <w:id w:val="-500278670"/>
         <w:docPartObj>
@@ -203,14 +207,9 @@
       </w:sdtPr>
       <w:sdtEndPr>
         <w:rPr>
-          <w:rFonts w:eastAsiaTheme="minorHAnsi" w:cstheme="minorBidi"/>
           <w:b/>
           <w:bCs/>
           <w:noProof/>
-          <w:color w:val="auto"/>
-          <w:kern w:val="2"/>
-          <w:lang w:val="en-ZA"/>
-          <w14:ligatures w14:val="standardContextual"/>
         </w:rPr>
       </w:sdtEndPr>
       <w:sdtContent>
@@ -1221,25 +1220,7 @@
           <w:sz w:val="22"/>
           <w:szCs w:val="22"/>
         </w:rPr>
-        <w:t xml:space="preserve"> </w:t>
-      </w:r>
-      <w:proofErr w:type="spellStart"/>
-      <w:r>
-        <w:rPr>
-          <w:rFonts w:ascii="Aptos" w:hAnsi="Aptos"/>
-          <w:sz w:val="22"/>
-          <w:szCs w:val="22"/>
-        </w:rPr>
-        <w:t>FlowTech</w:t>
-      </w:r>
-      <w:proofErr w:type="spellEnd"/>
-      <w:r>
-        <w:rPr>
-          <w:rFonts w:ascii="Aptos" w:hAnsi="Aptos"/>
-          <w:sz w:val="22"/>
-          <w:szCs w:val="22"/>
-        </w:rPr>
-        <w:t xml:space="preserve"> Plumbers.</w:t>
+        <w:t xml:space="preserve"> FlowTech Plumbers.</w:t>
       </w:r>
     </w:p>
     <w:p>
@@ -1270,23 +1251,13 @@
           <w:szCs w:val="22"/>
         </w:rPr>
       </w:pPr>
-      <w:proofErr w:type="spellStart"/>
-      <w:r>
-        <w:rPr>
-          <w:rFonts w:ascii="Aptos" w:hAnsi="Aptos"/>
-          <w:sz w:val="22"/>
-          <w:szCs w:val="22"/>
-        </w:rPr>
-        <w:t>FlowTech</w:t>
-      </w:r>
-      <w:proofErr w:type="spellEnd"/>
-      <w:r>
-        <w:rPr>
-          <w:rFonts w:ascii="Aptos" w:hAnsi="Aptos"/>
-          <w:sz w:val="22"/>
-          <w:szCs w:val="22"/>
-        </w:rPr>
-        <w:t xml:space="preserve"> Plumbers is a family-owned plumbing trade contractor established in Johannesburg in 2018. The company offers premium residential and light commercial plumbing solutions.</w:t>
+      <w:r>
+        <w:rPr>
+          <w:rFonts w:ascii="Aptos" w:hAnsi="Aptos"/>
+          <w:sz w:val="22"/>
+          <w:szCs w:val="22"/>
+        </w:rPr>
+        <w:t>FlowTech Plumbers is a family-owned plumbing trade contractor established in Johannesburg in 2018. The company offers premium residential and light commercial plumbing solutions.</w:t>
       </w:r>
     </w:p>
     <w:p>
@@ -1512,25 +1483,7 @@
           <w:sz w:val="22"/>
           <w:szCs w:val="22"/>
         </w:rPr>
-        <w:t xml:space="preserve">: </w:t>
-      </w:r>
-      <w:proofErr w:type="spellStart"/>
-      <w:r>
-        <w:rPr>
-          <w:rFonts w:ascii="Aptos" w:hAnsi="Aptos"/>
-          <w:sz w:val="22"/>
-          <w:szCs w:val="22"/>
-        </w:rPr>
-        <w:t>FlowTech</w:t>
-      </w:r>
-      <w:proofErr w:type="spellEnd"/>
-      <w:r>
-        <w:rPr>
-          <w:rFonts w:ascii="Aptos" w:hAnsi="Aptos"/>
-          <w:sz w:val="22"/>
-          <w:szCs w:val="22"/>
-        </w:rPr>
-        <w:t xml:space="preserve"> operates a legacy single-page brochure site built in 2019.</w:t>
+        <w:t>: FlowTech operates a legacy single-page brochure site built in 2019.</w:t>
       </w:r>
     </w:p>
     <w:p>
@@ -2026,12 +1979,47 @@
     </w:p>
     <w:p>
       <w:pPr>
-        <w:rPr>
-          <w:rFonts w:ascii="Aptos" w:hAnsi="Aptos"/>
-          <w:sz w:val="22"/>
-          <w:szCs w:val="22"/>
-        </w:rPr>
-      </w:pPr>
+        <w:pStyle w:val="Heading3"/>
+      </w:pPr>
+      <w:r>
+        <w:t>Official website</w:t>
+      </w:r>
+      <w:r>
+        <w:t xml:space="preserve">: </w:t>
+      </w:r>
+    </w:p>
+    <w:p>
+      <w:pPr>
+        <w:rPr>
+          <w:b/>
+          <w:bCs/>
+        </w:rPr>
+      </w:pPr>
+      <w:hyperlink r:id="rId7" w:history="1">
+        <w:r>
+          <w:rPr>
+            <w:rStyle w:val="Hyperlink"/>
+            <w:b/>
+            <w:bCs/>
+          </w:rPr>
+          <w:t>Flow</w:t>
+        </w:r>
+        <w:r>
+          <w:rPr>
+            <w:rStyle w:val="Hyperlink"/>
+            <w:b/>
+            <w:bCs/>
+          </w:rPr>
+          <w:t>Tech Plumbers</w:t>
+        </w:r>
+      </w:hyperlink>
+      <w:r>
+        <w:rPr>
+          <w:b/>
+          <w:bCs/>
+        </w:rPr>
+        <w:t xml:space="preserve"> </w:t>
+      </w:r>
     </w:p>
     <w:sectPr>
       <w:pgSz w:w="11906" w:h="16838"/>
@@ -3765,7 +3753,6 @@
     <w:next w:val="Normal"/>
     <w:link w:val="Heading3Char"/>
     <w:uiPriority w:val="9"/>
-    <w:semiHidden/>
     <w:unhideWhenUsed/>
     <w:qFormat/>
     <w:rsid w:val="00C3310C"/>
@@ -3971,7 +3958,6 @@
     <w:basedOn w:val="DefaultParagraphFont"/>
     <w:link w:val="Heading3"/>
     <w:uiPriority w:val="9"/>
-    <w:semiHidden/>
     <w:rsid w:val="00C3310C"/>
     <w:rPr>
       <w:rFonts w:eastAsiaTheme="majorEastAsia" w:cstheme="majorBidi"/>
@@ -4329,6 +4315,18 @@
     <w:uiPriority w:val="99"/>
     <w:rsid w:val="00424E51"/>
   </w:style>
+  <w:style w:type="character" w:styleId="UnresolvedMention">
+    <w:name w:val="Unresolved Mention"/>
+    <w:basedOn w:val="DefaultParagraphFont"/>
+    <w:uiPriority w:val="99"/>
+    <w:semiHidden/>
+    <w:unhideWhenUsed/>
+    <w:rsid w:val="00332051"/>
+    <w:rPr>
+      <w:color w:val="605E5C"/>
+      <w:shd w:val="clear" w:color="auto" w:fill="E1DFDD"/>
+    </w:rPr>
+  </w:style>
 </w:styles>
 </file>
 
